--- a/Aula04.docx
+++ b/Aula04.docx
@@ -42,6 +42,9 @@
     </w:p>
     <w:p>
       <w:r>
+        <w:rPr>
+          <w:noProof/>
+        </w:rPr>
         <w:drawing>
           <wp:inline distT="0" distB="0" distL="0" distR="0" wp14:anchorId="6956D931" wp14:editId="4028EA47">
             <wp:extent cx="5400040" cy="1705610"/>
@@ -99,10 +102,7 @@
       </w:r>
       <w:proofErr w:type="spellEnd"/>
       <w:r>
-        <w:t xml:space="preserve">, cidade, </w:t>
-      </w:r>
-      <w:r>
-        <w:t xml:space="preserve">uf, </w:t>
+        <w:t xml:space="preserve">, cidade, uf, </w:t>
       </w:r>
       <w:proofErr w:type="spellStart"/>
       <w:r>
@@ -120,17 +120,14 @@
       </w:r>
       <w:proofErr w:type="spellEnd"/>
       <w:r>
-        <w:t xml:space="preserve"> </w:t>
-      </w:r>
-      <w:r>
-        <w:t>cliente</w:t>
-      </w:r>
-      <w:r>
-        <w:t>;</w:t>
-      </w:r>
-    </w:p>
-    <w:p>
-      <w:r>
+        <w:t xml:space="preserve"> cliente;</w:t>
+      </w:r>
+    </w:p>
+    <w:p>
+      <w:r>
+        <w:rPr>
+          <w:noProof/>
+        </w:rPr>
         <w:drawing>
           <wp:inline distT="0" distB="0" distL="0" distR="0" wp14:anchorId="246B9B23" wp14:editId="208CE858">
             <wp:extent cx="5400040" cy="2563495"/>
@@ -194,6 +191,9 @@
     </w:p>
     <w:p>
       <w:r>
+        <w:rPr>
+          <w:noProof/>
+        </w:rPr>
         <w:lastRenderedPageBreak/>
         <w:drawing>
           <wp:inline distT="0" distB="0" distL="0" distR="0" wp14:anchorId="10707857" wp14:editId="0594E559">
@@ -283,6 +283,9 @@
     </w:p>
     <w:p>
       <w:r>
+        <w:rPr>
+          <w:noProof/>
+        </w:rPr>
         <w:drawing>
           <wp:inline distT="0" distB="0" distL="0" distR="0" wp14:anchorId="1C0DE214" wp14:editId="6AA60FCF">
             <wp:extent cx="5400040" cy="1610995"/>
@@ -393,6 +396,9 @@
     </w:p>
     <w:p>
       <w:r>
+        <w:rPr>
+          <w:noProof/>
+        </w:rPr>
         <w:lastRenderedPageBreak/>
         <w:drawing>
           <wp:inline distT="0" distB="0" distL="0" distR="0" wp14:anchorId="02B7BDE8" wp14:editId="5DFD2AB9">
@@ -419,6 +425,635 @@
                     <a:xfrm>
                       <a:off x="0" y="0"/>
                       <a:ext cx="3334215" cy="2172003"/>
+                    </a:xfrm>
+                    <a:prstGeom prst="rect">
+                      <a:avLst/>
+                    </a:prstGeom>
+                  </pic:spPr>
+                </pic:pic>
+              </a:graphicData>
+            </a:graphic>
+          </wp:inline>
+        </w:drawing>
+      </w:r>
+    </w:p>
+    <w:p>
+      <w:r>
+        <w:drawing>
+          <wp:inline distT="0" distB="0" distL="0" distR="0" wp14:anchorId="1F4E3800" wp14:editId="69AE4AC0">
+            <wp:extent cx="5400040" cy="1233170"/>
+            <wp:effectExtent l="0" t="0" r="0" b="5080"/>
+            <wp:docPr id="2" name="Imagem 2"/>
+            <wp:cNvGraphicFramePr>
+              <a:graphicFrameLocks xmlns:a="http://schemas.openxmlformats.org/drawingml/2006/main" noChangeAspect="1"/>
+            </wp:cNvGraphicFramePr>
+            <a:graphic xmlns:a="http://schemas.openxmlformats.org/drawingml/2006/main">
+              <a:graphicData uri="http://schemas.openxmlformats.org/drawingml/2006/picture">
+                <pic:pic xmlns:pic="http://schemas.openxmlformats.org/drawingml/2006/picture">
+                  <pic:nvPicPr>
+                    <pic:cNvPr id="1" name=""/>
+                    <pic:cNvPicPr/>
+                  </pic:nvPicPr>
+                  <pic:blipFill>
+                    <a:blip r:embed="rId10"/>
+                    <a:stretch>
+                      <a:fillRect/>
+                    </a:stretch>
+                  </pic:blipFill>
+                  <pic:spPr>
+                    <a:xfrm>
+                      <a:off x="0" y="0"/>
+                      <a:ext cx="5400040" cy="1233170"/>
+                    </a:xfrm>
+                    <a:prstGeom prst="rect">
+                      <a:avLst/>
+                    </a:prstGeom>
+                  </pic:spPr>
+                </pic:pic>
+              </a:graphicData>
+            </a:graphic>
+          </wp:inline>
+        </w:drawing>
+      </w:r>
+    </w:p>
+    <w:p>
+      <w:r>
+        <w:t xml:space="preserve">SELECT </w:t>
+      </w:r>
+      <w:proofErr w:type="spellStart"/>
+      <w:r>
+        <w:t>nome_cli</w:t>
+      </w:r>
+      <w:proofErr w:type="spellEnd"/>
+      <w:r>
+        <w:t>, cidade</w:t>
+      </w:r>
+    </w:p>
+    <w:p>
+      <w:r>
+        <w:t>FROM `cliente`</w:t>
+      </w:r>
+    </w:p>
+    <w:p>
+      <w:r>
+        <w:t xml:space="preserve">WHERE </w:t>
+      </w:r>
+      <w:proofErr w:type="gramStart"/>
+      <w:r>
+        <w:t>cidade  =</w:t>
+      </w:r>
+      <w:proofErr w:type="gramEnd"/>
+      <w:r>
+        <w:t xml:space="preserve"> </w:t>
+      </w:r>
+      <w:r>
+        <w:t>‘</w:t>
+      </w:r>
+      <w:proofErr w:type="spellStart"/>
+      <w:r>
+        <w:t>niteroi</w:t>
+      </w:r>
+      <w:proofErr w:type="spellEnd"/>
+      <w:r>
+        <w:t>’ ;</w:t>
+      </w:r>
+    </w:p>
+    <w:p>
+      <w:r>
+        <w:drawing>
+          <wp:inline distT="0" distB="0" distL="0" distR="0" wp14:anchorId="62ABC83C" wp14:editId="4E8AC5BA">
+            <wp:extent cx="5400040" cy="3188335"/>
+            <wp:effectExtent l="0" t="0" r="0" b="0"/>
+            <wp:docPr id="7" name="Imagem 7"/>
+            <wp:cNvGraphicFramePr>
+              <a:graphicFrameLocks xmlns:a="http://schemas.openxmlformats.org/drawingml/2006/main" noChangeAspect="1"/>
+            </wp:cNvGraphicFramePr>
+            <a:graphic xmlns:a="http://schemas.openxmlformats.org/drawingml/2006/main">
+              <a:graphicData uri="http://schemas.openxmlformats.org/drawingml/2006/picture">
+                <pic:pic xmlns:pic="http://schemas.openxmlformats.org/drawingml/2006/picture">
+                  <pic:nvPicPr>
+                    <pic:cNvPr id="1" name=""/>
+                    <pic:cNvPicPr/>
+                  </pic:nvPicPr>
+                  <pic:blipFill>
+                    <a:blip r:embed="rId11"/>
+                    <a:stretch>
+                      <a:fillRect/>
+                    </a:stretch>
+                  </pic:blipFill>
+                  <pic:spPr>
+                    <a:xfrm>
+                      <a:off x="0" y="0"/>
+                      <a:ext cx="5400040" cy="3188335"/>
+                    </a:xfrm>
+                    <a:prstGeom prst="rect">
+                      <a:avLst/>
+                    </a:prstGeom>
+                  </pic:spPr>
+                </pic:pic>
+              </a:graphicData>
+            </a:graphic>
+          </wp:inline>
+        </w:drawing>
+      </w:r>
+    </w:p>
+    <w:p>
+      <w:r>
+        <w:lastRenderedPageBreak/>
+        <w:drawing>
+          <wp:inline distT="0" distB="0" distL="0" distR="0" wp14:anchorId="093E56D2" wp14:editId="73934C0F">
+            <wp:extent cx="5400040" cy="2236470"/>
+            <wp:effectExtent l="0" t="0" r="0" b="0"/>
+            <wp:docPr id="8" name="Imagem 8"/>
+            <wp:cNvGraphicFramePr>
+              <a:graphicFrameLocks xmlns:a="http://schemas.openxmlformats.org/drawingml/2006/main" noChangeAspect="1"/>
+            </wp:cNvGraphicFramePr>
+            <a:graphic xmlns:a="http://schemas.openxmlformats.org/drawingml/2006/main">
+              <a:graphicData uri="http://schemas.openxmlformats.org/drawingml/2006/picture">
+                <pic:pic xmlns:pic="http://schemas.openxmlformats.org/drawingml/2006/picture">
+                  <pic:nvPicPr>
+                    <pic:cNvPr id="1" name=""/>
+                    <pic:cNvPicPr/>
+                  </pic:nvPicPr>
+                  <pic:blipFill>
+                    <a:blip r:embed="rId12"/>
+                    <a:stretch>
+                      <a:fillRect/>
+                    </a:stretch>
+                  </pic:blipFill>
+                  <pic:spPr>
+                    <a:xfrm>
+                      <a:off x="0" y="0"/>
+                      <a:ext cx="5400040" cy="2236470"/>
+                    </a:xfrm>
+                    <a:prstGeom prst="rect">
+                      <a:avLst/>
+                    </a:prstGeom>
+                  </pic:spPr>
+                </pic:pic>
+              </a:graphicData>
+            </a:graphic>
+          </wp:inline>
+        </w:drawing>
+      </w:r>
+    </w:p>
+    <w:p>
+      <w:r>
+        <w:t xml:space="preserve">SELECT </w:t>
+      </w:r>
+      <w:proofErr w:type="spellStart"/>
+      <w:r>
+        <w:t>unid_</w:t>
+      </w:r>
+      <w:proofErr w:type="gramStart"/>
+      <w:r>
+        <w:t>prod,val</w:t>
+      </w:r>
+      <w:proofErr w:type="gramEnd"/>
+      <w:r>
+        <w:t>_unit</w:t>
+      </w:r>
+      <w:proofErr w:type="spellEnd"/>
+    </w:p>
+    <w:p>
+      <w:r>
+        <w:t>FROM `produto`</w:t>
+      </w:r>
+    </w:p>
+    <w:p>
+      <w:r>
+        <w:t xml:space="preserve">WHERE </w:t>
+      </w:r>
+      <w:proofErr w:type="spellStart"/>
+      <w:r>
+        <w:t>unid_</w:t>
+      </w:r>
+      <w:proofErr w:type="gramStart"/>
+      <w:r>
+        <w:t>prod</w:t>
+      </w:r>
+      <w:proofErr w:type="spellEnd"/>
+      <w:r>
+        <w:t xml:space="preserve">  =</w:t>
+      </w:r>
+      <w:proofErr w:type="gramEnd"/>
+      <w:r>
+        <w:t xml:space="preserve">  'kg' AND </w:t>
+      </w:r>
+      <w:proofErr w:type="spellStart"/>
+      <w:r>
+        <w:t>val_unit</w:t>
+      </w:r>
+      <w:proofErr w:type="spellEnd"/>
+      <w:r>
+        <w:t xml:space="preserve">  &gt;  2.00;</w:t>
+      </w:r>
+    </w:p>
+    <w:p>
+      <w:r>
+        <w:drawing>
+          <wp:inline distT="0" distB="0" distL="0" distR="0" wp14:anchorId="51998BAE" wp14:editId="36B6018D">
+            <wp:extent cx="5400040" cy="2378710"/>
+            <wp:effectExtent l="0" t="0" r="0" b="2540"/>
+            <wp:docPr id="9" name="Imagem 9"/>
+            <wp:cNvGraphicFramePr>
+              <a:graphicFrameLocks xmlns:a="http://schemas.openxmlformats.org/drawingml/2006/main" noChangeAspect="1"/>
+            </wp:cNvGraphicFramePr>
+            <a:graphic xmlns:a="http://schemas.openxmlformats.org/drawingml/2006/main">
+              <a:graphicData uri="http://schemas.openxmlformats.org/drawingml/2006/picture">
+                <pic:pic xmlns:pic="http://schemas.openxmlformats.org/drawingml/2006/picture">
+                  <pic:nvPicPr>
+                    <pic:cNvPr id="1" name=""/>
+                    <pic:cNvPicPr/>
+                  </pic:nvPicPr>
+                  <pic:blipFill>
+                    <a:blip r:embed="rId13"/>
+                    <a:stretch>
+                      <a:fillRect/>
+                    </a:stretch>
+                  </pic:blipFill>
+                  <pic:spPr>
+                    <a:xfrm>
+                      <a:off x="0" y="0"/>
+                      <a:ext cx="5400040" cy="2378710"/>
+                    </a:xfrm>
+                    <a:prstGeom prst="rect">
+                      <a:avLst/>
+                    </a:prstGeom>
+                  </pic:spPr>
+                </pic:pic>
+              </a:graphicData>
+            </a:graphic>
+          </wp:inline>
+        </w:drawing>
+      </w:r>
+    </w:p>
+    <w:p>
+      <w:r>
+        <w:drawing>
+          <wp:inline distT="0" distB="0" distL="0" distR="0" wp14:anchorId="2EAD8CD9" wp14:editId="2DF98EC9">
+            <wp:extent cx="5400040" cy="1174115"/>
+            <wp:effectExtent l="0" t="0" r="0" b="6985"/>
+            <wp:docPr id="10" name="Imagem 10"/>
+            <wp:cNvGraphicFramePr>
+              <a:graphicFrameLocks xmlns:a="http://schemas.openxmlformats.org/drawingml/2006/main" noChangeAspect="1"/>
+            </wp:cNvGraphicFramePr>
+            <a:graphic xmlns:a="http://schemas.openxmlformats.org/drawingml/2006/main">
+              <a:graphicData uri="http://schemas.openxmlformats.org/drawingml/2006/picture">
+                <pic:pic xmlns:pic="http://schemas.openxmlformats.org/drawingml/2006/picture">
+                  <pic:nvPicPr>
+                    <pic:cNvPr id="1" name=""/>
+                    <pic:cNvPicPr/>
+                  </pic:nvPicPr>
+                  <pic:blipFill>
+                    <a:blip r:embed="rId14"/>
+                    <a:stretch>
+                      <a:fillRect/>
+                    </a:stretch>
+                  </pic:blipFill>
+                  <pic:spPr>
+                    <a:xfrm>
+                      <a:off x="0" y="0"/>
+                      <a:ext cx="5400040" cy="1174115"/>
+                    </a:xfrm>
+                    <a:prstGeom prst="rect">
+                      <a:avLst/>
+                    </a:prstGeom>
+                  </pic:spPr>
+                </pic:pic>
+              </a:graphicData>
+            </a:graphic>
+          </wp:inline>
+        </w:drawing>
+      </w:r>
+    </w:p>
+    <w:p>
+      <w:r>
+        <w:t xml:space="preserve">SELECT </w:t>
+      </w:r>
+      <w:proofErr w:type="spellStart"/>
+      <w:r>
+        <w:t>nome_</w:t>
+      </w:r>
+      <w:proofErr w:type="gramStart"/>
+      <w:r>
+        <w:t>cli,cidade</w:t>
+      </w:r>
+      <w:proofErr w:type="gramEnd"/>
+      <w:r>
+        <w:t>,cep</w:t>
+      </w:r>
+      <w:proofErr w:type="spellEnd"/>
+    </w:p>
+    <w:p>
+      <w:r>
+        <w:t>FROM `cliente`</w:t>
+      </w:r>
+    </w:p>
+    <w:p>
+      <w:r>
+        <w:t xml:space="preserve">WHERE cidade = </w:t>
+      </w:r>
+      <w:r>
+        <w:t>'</w:t>
+      </w:r>
+      <w:r>
+        <w:t xml:space="preserve">são </w:t>
+      </w:r>
+      <w:proofErr w:type="spellStart"/>
+      <w:r>
+        <w:t>paulo</w:t>
+      </w:r>
+      <w:proofErr w:type="spellEnd"/>
+      <w:r>
+        <w:t>'</w:t>
+      </w:r>
+      <w:r>
+        <w:t xml:space="preserve"> AND cep &gt;= 20000005 &lt;=20000010;</w:t>
+      </w:r>
+    </w:p>
+    <w:p>
+      <w:r>
+        <w:lastRenderedPageBreak/>
+        <w:drawing>
+          <wp:inline distT="0" distB="0" distL="0" distR="0" wp14:anchorId="72428731" wp14:editId="5DBCBF97">
+            <wp:extent cx="5400040" cy="2007235"/>
+            <wp:effectExtent l="0" t="0" r="0" b="0"/>
+            <wp:docPr id="11" name="Imagem 11"/>
+            <wp:cNvGraphicFramePr>
+              <a:graphicFrameLocks xmlns:a="http://schemas.openxmlformats.org/drawingml/2006/main" noChangeAspect="1"/>
+            </wp:cNvGraphicFramePr>
+            <a:graphic xmlns:a="http://schemas.openxmlformats.org/drawingml/2006/main">
+              <a:graphicData uri="http://schemas.openxmlformats.org/drawingml/2006/picture">
+                <pic:pic xmlns:pic="http://schemas.openxmlformats.org/drawingml/2006/picture">
+                  <pic:nvPicPr>
+                    <pic:cNvPr id="1" name=""/>
+                    <pic:cNvPicPr/>
+                  </pic:nvPicPr>
+                  <pic:blipFill>
+                    <a:blip r:embed="rId15"/>
+                    <a:stretch>
+                      <a:fillRect/>
+                    </a:stretch>
+                  </pic:blipFill>
+                  <pic:spPr>
+                    <a:xfrm>
+                      <a:off x="0" y="0"/>
+                      <a:ext cx="5400040" cy="2007235"/>
+                    </a:xfrm>
+                    <a:prstGeom prst="rect">
+                      <a:avLst/>
+                    </a:prstGeom>
+                  </pic:spPr>
+                </pic:pic>
+              </a:graphicData>
+            </a:graphic>
+          </wp:inline>
+        </w:drawing>
+      </w:r>
+    </w:p>
+    <w:p>
+      <w:r>
+        <w:drawing>
+          <wp:inline distT="0" distB="0" distL="0" distR="0" wp14:anchorId="41DD10C6" wp14:editId="1567954C">
+            <wp:extent cx="5400040" cy="2049145"/>
+            <wp:effectExtent l="0" t="0" r="0" b="8255"/>
+            <wp:docPr id="12" name="Imagem 12"/>
+            <wp:cNvGraphicFramePr>
+              <a:graphicFrameLocks xmlns:a="http://schemas.openxmlformats.org/drawingml/2006/main" noChangeAspect="1"/>
+            </wp:cNvGraphicFramePr>
+            <a:graphic xmlns:a="http://schemas.openxmlformats.org/drawingml/2006/main">
+              <a:graphicData uri="http://schemas.openxmlformats.org/drawingml/2006/picture">
+                <pic:pic xmlns:pic="http://schemas.openxmlformats.org/drawingml/2006/picture">
+                  <pic:nvPicPr>
+                    <pic:cNvPr id="1" name=""/>
+                    <pic:cNvPicPr/>
+                  </pic:nvPicPr>
+                  <pic:blipFill>
+                    <a:blip r:embed="rId16"/>
+                    <a:stretch>
+                      <a:fillRect/>
+                    </a:stretch>
+                  </pic:blipFill>
+                  <pic:spPr>
+                    <a:xfrm>
+                      <a:off x="0" y="0"/>
+                      <a:ext cx="5400040" cy="2049145"/>
+                    </a:xfrm>
+                    <a:prstGeom prst="rect">
+                      <a:avLst/>
+                    </a:prstGeom>
+                  </pic:spPr>
+                </pic:pic>
+              </a:graphicData>
+            </a:graphic>
+          </wp:inline>
+        </w:drawing>
+      </w:r>
+    </w:p>
+    <w:p>
+      <w:proofErr w:type="gramStart"/>
+      <w:r>
+        <w:t xml:space="preserve">SELECT </w:t>
+      </w:r>
+      <w:r>
+        <w:t xml:space="preserve"> </w:t>
+      </w:r>
+      <w:proofErr w:type="spellStart"/>
+      <w:r>
+        <w:t>num</w:t>
+      </w:r>
+      <w:proofErr w:type="gramEnd"/>
+      <w:r>
+        <w:t>_ped</w:t>
+      </w:r>
+      <w:proofErr w:type="spellEnd"/>
+      <w:r>
+        <w:t xml:space="preserve">, </w:t>
+      </w:r>
+      <w:proofErr w:type="spellStart"/>
+      <w:r>
+        <w:t>prazo_entr</w:t>
+      </w:r>
+      <w:proofErr w:type="spellEnd"/>
+    </w:p>
+    <w:p>
+      <w:r>
+        <w:t>FROM</w:t>
+      </w:r>
+      <w:r>
+        <w:t xml:space="preserve"> `pedido`</w:t>
+      </w:r>
+    </w:p>
+    <w:p>
+      <w:r>
+        <w:t>WHERE</w:t>
+      </w:r>
+      <w:r>
+        <w:t xml:space="preserve"> </w:t>
+      </w:r>
+      <w:proofErr w:type="spellStart"/>
+      <w:r>
+        <w:t>prazo_</w:t>
+      </w:r>
+      <w:proofErr w:type="gramStart"/>
+      <w:r>
+        <w:t>entr</w:t>
+      </w:r>
+      <w:proofErr w:type="spellEnd"/>
+      <w:r>
+        <w:t xml:space="preserve">  &lt;</w:t>
+      </w:r>
+      <w:proofErr w:type="gramEnd"/>
+      <w:r>
+        <w:t xml:space="preserve"> 15 </w:t>
+      </w:r>
+    </w:p>
+    <w:p>
+      <w:r>
+        <w:lastRenderedPageBreak/>
+        <w:drawing>
+          <wp:inline distT="0" distB="0" distL="0" distR="0" wp14:anchorId="374EED61" wp14:editId="43F426B8">
+            <wp:extent cx="5400040" cy="4650105"/>
+            <wp:effectExtent l="0" t="0" r="0" b="0"/>
+            <wp:docPr id="13" name="Imagem 13"/>
+            <wp:cNvGraphicFramePr>
+              <a:graphicFrameLocks xmlns:a="http://schemas.openxmlformats.org/drawingml/2006/main" noChangeAspect="1"/>
+            </wp:cNvGraphicFramePr>
+            <a:graphic xmlns:a="http://schemas.openxmlformats.org/drawingml/2006/main">
+              <a:graphicData uri="http://schemas.openxmlformats.org/drawingml/2006/picture">
+                <pic:pic xmlns:pic="http://schemas.openxmlformats.org/drawingml/2006/picture">
+                  <pic:nvPicPr>
+                    <pic:cNvPr id="1" name=""/>
+                    <pic:cNvPicPr/>
+                  </pic:nvPicPr>
+                  <pic:blipFill>
+                    <a:blip r:embed="rId17"/>
+                    <a:stretch>
+                      <a:fillRect/>
+                    </a:stretch>
+                  </pic:blipFill>
+                  <pic:spPr>
+                    <a:xfrm>
+                      <a:off x="0" y="0"/>
+                      <a:ext cx="5400040" cy="4650105"/>
+                    </a:xfrm>
+                    <a:prstGeom prst="rect">
+                      <a:avLst/>
+                    </a:prstGeom>
+                  </pic:spPr>
+                </pic:pic>
+              </a:graphicData>
+            </a:graphic>
+          </wp:inline>
+        </w:drawing>
+      </w:r>
+    </w:p>
+    <w:p>
+      <w:r>
+        <w:drawing>
+          <wp:inline distT="0" distB="0" distL="0" distR="0" wp14:anchorId="71ED0C58" wp14:editId="5600578E">
+            <wp:extent cx="5400040" cy="3220720"/>
+            <wp:effectExtent l="0" t="0" r="0" b="0"/>
+            <wp:docPr id="14" name="Imagem 14"/>
+            <wp:cNvGraphicFramePr>
+              <a:graphicFrameLocks xmlns:a="http://schemas.openxmlformats.org/drawingml/2006/main" noChangeAspect="1"/>
+            </wp:cNvGraphicFramePr>
+            <a:graphic xmlns:a="http://schemas.openxmlformats.org/drawingml/2006/main">
+              <a:graphicData uri="http://schemas.openxmlformats.org/drawingml/2006/picture">
+                <pic:pic xmlns:pic="http://schemas.openxmlformats.org/drawingml/2006/picture">
+                  <pic:nvPicPr>
+                    <pic:cNvPr id="1" name=""/>
+                    <pic:cNvPicPr/>
+                  </pic:nvPicPr>
+                  <pic:blipFill>
+                    <a:blip r:embed="rId18"/>
+                    <a:stretch>
+                      <a:fillRect/>
+                    </a:stretch>
+                  </pic:blipFill>
+                  <pic:spPr>
+                    <a:xfrm>
+                      <a:off x="0" y="0"/>
+                      <a:ext cx="5400040" cy="3220720"/>
+                    </a:xfrm>
+                    <a:prstGeom prst="rect">
+                      <a:avLst/>
+                    </a:prstGeom>
+                  </pic:spPr>
+                </pic:pic>
+              </a:graphicData>
+            </a:graphic>
+          </wp:inline>
+        </w:drawing>
+      </w:r>
+    </w:p>
+    <w:p/>
+    <w:p/>
+    <w:p>
+      <w:r>
+        <w:lastRenderedPageBreak/>
+        <w:t xml:space="preserve">SELECT </w:t>
+      </w:r>
+      <w:proofErr w:type="spellStart"/>
+      <w:r>
+        <w:t>cod_</w:t>
+      </w:r>
+      <w:proofErr w:type="gramStart"/>
+      <w:r>
+        <w:t>prod,desc</w:t>
+      </w:r>
+      <w:proofErr w:type="gramEnd"/>
+      <w:r>
+        <w:t>_prod,val_unit</w:t>
+      </w:r>
+      <w:proofErr w:type="spellEnd"/>
+    </w:p>
+    <w:p>
+      <w:r>
+        <w:t>FROM `produto`</w:t>
+      </w:r>
+    </w:p>
+    <w:p>
+      <w:r>
+        <w:t xml:space="preserve">WHERE </w:t>
+      </w:r>
+      <w:proofErr w:type="spellStart"/>
+      <w:r>
+        <w:t>val_unit</w:t>
+      </w:r>
+      <w:proofErr w:type="spellEnd"/>
+      <w:r>
+        <w:t xml:space="preserve"> BETWEEN 0.10 AND 3.00;</w:t>
+      </w:r>
+    </w:p>
+    <w:p>
+      <w:r>
+        <w:drawing>
+          <wp:inline distT="0" distB="0" distL="0" distR="0" wp14:anchorId="62B41FD9" wp14:editId="75F574A8">
+            <wp:extent cx="5400040" cy="2465705"/>
+            <wp:effectExtent l="0" t="0" r="0" b="0"/>
+            <wp:docPr id="15" name="Imagem 15"/>
+            <wp:cNvGraphicFramePr>
+              <a:graphicFrameLocks xmlns:a="http://schemas.openxmlformats.org/drawingml/2006/main" noChangeAspect="1"/>
+            </wp:cNvGraphicFramePr>
+            <a:graphic xmlns:a="http://schemas.openxmlformats.org/drawingml/2006/main">
+              <a:graphicData uri="http://schemas.openxmlformats.org/drawingml/2006/picture">
+                <pic:pic xmlns:pic="http://schemas.openxmlformats.org/drawingml/2006/picture">
+                  <pic:nvPicPr>
+                    <pic:cNvPr id="1" name=""/>
+                    <pic:cNvPicPr/>
+                  </pic:nvPicPr>
+                  <pic:blipFill>
+                    <a:blip r:embed="rId19"/>
+                    <a:stretch>
+                      <a:fillRect/>
+                    </a:stretch>
+                  </pic:blipFill>
+                  <pic:spPr>
+                    <a:xfrm>
+                      <a:off x="0" y="0"/>
+                      <a:ext cx="5400040" cy="2465705"/>
                     </a:xfrm>
                     <a:prstGeom prst="rect">
                       <a:avLst/>

--- a/Aula04.docx
+++ b/Aula04.docx
@@ -8,36 +8,13 @@
       </w:r>
     </w:p>
     <w:p>
-      <w:proofErr w:type="spellStart"/>
-      <w:r>
-        <w:t>Select</w:t>
-      </w:r>
-      <w:proofErr w:type="spellEnd"/>
-      <w:r>
-        <w:t xml:space="preserve"> </w:t>
-      </w:r>
-      <w:proofErr w:type="spellStart"/>
-      <w:r>
-        <w:t>desc_</w:t>
-      </w:r>
-      <w:proofErr w:type="gramStart"/>
-      <w:r>
-        <w:t>prod,unid</w:t>
-      </w:r>
-      <w:proofErr w:type="gramEnd"/>
-      <w:r>
-        <w:t>_prod,val_unit</w:t>
-      </w:r>
-      <w:proofErr w:type="spellEnd"/>
-    </w:p>
-    <w:p>
-      <w:proofErr w:type="spellStart"/>
-      <w:r>
-        <w:t>From</w:t>
-      </w:r>
-      <w:proofErr w:type="spellEnd"/>
-      <w:r>
-        <w:t xml:space="preserve"> produto;</w:t>
+      <w:r>
+        <w:t>Select desc_prod,unid_prod,val_unit</w:t>
+      </w:r>
+    </w:p>
+    <w:p>
+      <w:r>
+        <w:t>From produto;</w:t>
       </w:r>
     </w:p>
     <w:p>
@@ -88,39 +65,13 @@
       </w:r>
     </w:p>
     <w:p>
-      <w:proofErr w:type="spellStart"/>
-      <w:r>
-        <w:t>select</w:t>
-      </w:r>
-      <w:proofErr w:type="spellEnd"/>
-      <w:r>
-        <w:t xml:space="preserve"> </w:t>
-      </w:r>
-      <w:proofErr w:type="spellStart"/>
-      <w:r>
-        <w:t>nome_cli</w:t>
-      </w:r>
-      <w:proofErr w:type="spellEnd"/>
-      <w:r>
-        <w:t xml:space="preserve">, cidade, uf, </w:t>
-      </w:r>
-      <w:proofErr w:type="spellStart"/>
-      <w:r>
-        <w:t>endereco</w:t>
-      </w:r>
-      <w:proofErr w:type="spellEnd"/>
-    </w:p>
-    <w:p>
-      <w:r>
-        <w:t xml:space="preserve"> </w:t>
-      </w:r>
-      <w:proofErr w:type="spellStart"/>
-      <w:r>
-        <w:t>from</w:t>
-      </w:r>
-      <w:proofErr w:type="spellEnd"/>
-      <w:r>
-        <w:t xml:space="preserve"> cliente;</w:t>
+      <w:r>
+        <w:t>select nome_cli, cidade, uf, endereco</w:t>
+      </w:r>
+    </w:p>
+    <w:p>
+      <w:r>
+        <w:t xml:space="preserve"> from cliente;</w:t>
       </w:r>
     </w:p>
     <w:p>
@@ -178,15 +129,7 @@
         </w:r>
       </w:hyperlink>
       <w:r>
-        <w:t> * FROM </w:t>
-      </w:r>
-      <w:proofErr w:type="spellStart"/>
-      <w:r>
-        <w:t>cliente,item_pedido,pedido,produto,vendedor</w:t>
-      </w:r>
-      <w:proofErr w:type="spellEnd"/>
-      <w:r>
-        <w:t>;</w:t>
+        <w:t> * FROM cliente,item_pedido,pedido,produto,vendedor;</w:t>
       </w:r>
     </w:p>
     <w:p>
@@ -241,19 +184,9 @@
       <w:r>
         <w:t xml:space="preserve">SELECT </w:t>
       </w:r>
-      <w:proofErr w:type="spellStart"/>
-      <w:r>
-        <w:t>nome_vend</w:t>
-      </w:r>
-      <w:proofErr w:type="spellEnd"/>
-      <w:r>
-        <w:t xml:space="preserve">, </w:t>
-      </w:r>
-      <w:proofErr w:type="spellStart"/>
-      <w:r>
-        <w:t>sal_fixo</w:t>
-      </w:r>
-      <w:proofErr w:type="spellEnd"/>
+      <w:r>
+        <w:t>nome_vend, sal_fixo</w:t>
+      </w:r>
     </w:p>
     <w:p>
       <w:r>
@@ -261,24 +194,11 @@
       </w:r>
     </w:p>
     <w:p>
-      <w:proofErr w:type="gramStart"/>
       <w:r>
         <w:t xml:space="preserve">WHERE </w:t>
       </w:r>
       <w:r>
-        <w:t xml:space="preserve"> </w:t>
-      </w:r>
-      <w:proofErr w:type="spellStart"/>
-      <w:r>
-        <w:t>sal</w:t>
-      </w:r>
-      <w:proofErr w:type="gramEnd"/>
-      <w:r>
-        <w:t>_fixo</w:t>
-      </w:r>
-      <w:proofErr w:type="spellEnd"/>
-      <w:r>
-        <w:t xml:space="preserve">  &gt; 900</w:t>
+        <w:t xml:space="preserve"> sal_fixo  &gt; 900</w:t>
       </w:r>
     </w:p>
     <w:p>
@@ -333,65 +253,23 @@
         <w:t>SELECT</w:t>
       </w:r>
       <w:r>
+        <w:t xml:space="preserve"> no_ped, cd_prod, qtd_ped</w:t>
+      </w:r>
+      <w:r>
         <w:t xml:space="preserve"> </w:t>
       </w:r>
-      <w:proofErr w:type="spellStart"/>
-      <w:r>
-        <w:t>no_ped</w:t>
-      </w:r>
-      <w:proofErr w:type="spellEnd"/>
-      <w:r>
-        <w:t xml:space="preserve">, </w:t>
-      </w:r>
-      <w:proofErr w:type="spellStart"/>
-      <w:r>
-        <w:t>cd_prod</w:t>
-      </w:r>
-      <w:proofErr w:type="spellEnd"/>
-      <w:r>
-        <w:t xml:space="preserve">, </w:t>
-      </w:r>
-      <w:proofErr w:type="spellStart"/>
-      <w:r>
-        <w:t>qtd_ped</w:t>
-      </w:r>
-      <w:proofErr w:type="spellEnd"/>
-      <w:r>
-        <w:t xml:space="preserve"> </w:t>
-      </w:r>
-    </w:p>
-    <w:p>
-      <w:r>
-        <w:t>FROM `</w:t>
-      </w:r>
-      <w:proofErr w:type="spellStart"/>
-      <w:r>
-        <w:t>item_pedido</w:t>
-      </w:r>
-      <w:proofErr w:type="spellEnd"/>
-      <w:r>
-        <w:t>`</w:t>
+    </w:p>
+    <w:p>
+      <w:r>
+        <w:t>FROM `item_pedido`</w:t>
       </w:r>
     </w:p>
     <w:p>
       <w:r>
         <w:t xml:space="preserve">WHERE </w:t>
       </w:r>
-      <w:proofErr w:type="spellStart"/>
-      <w:r>
-        <w:t>qtd_</w:t>
-      </w:r>
-      <w:proofErr w:type="gramStart"/>
-      <w:r>
-        <w:t>ped</w:t>
-      </w:r>
-      <w:proofErr w:type="spellEnd"/>
-      <w:r>
-        <w:t xml:space="preserve">  =</w:t>
-      </w:r>
-      <w:proofErr w:type="gramEnd"/>
-      <w:r>
-        <w:t xml:space="preserve">  500</w:t>
+      <w:r>
+        <w:t>qtd_ped  =  500</w:t>
       </w:r>
     </w:p>
     <w:p>
@@ -439,6 +317,9 @@
     </w:p>
     <w:p>
       <w:r>
+        <w:rPr>
+          <w:noProof/>
+        </w:rPr>
         <w:drawing>
           <wp:inline distT="0" distB="0" distL="0" distR="0" wp14:anchorId="1F4E3800" wp14:editId="69AE4AC0">
             <wp:extent cx="5400040" cy="1233170"/>
@@ -478,15 +359,7 @@
     </w:p>
     <w:p>
       <w:r>
-        <w:t xml:space="preserve">SELECT </w:t>
-      </w:r>
-      <w:proofErr w:type="spellStart"/>
-      <w:r>
-        <w:t>nome_cli</w:t>
-      </w:r>
-      <w:proofErr w:type="spellEnd"/>
-      <w:r>
-        <w:t>, cidade</w:t>
+        <w:t>SELECT nome_cli, cidade</w:t>
       </w:r>
     </w:p>
     <w:p>
@@ -496,30 +369,23 @@
     </w:p>
     <w:p>
       <w:r>
-        <w:t xml:space="preserve">WHERE </w:t>
-      </w:r>
-      <w:proofErr w:type="gramStart"/>
-      <w:r>
-        <w:t>cidade  =</w:t>
-      </w:r>
-      <w:proofErr w:type="gramEnd"/>
-      <w:r>
-        <w:t xml:space="preserve"> </w:t>
+        <w:t xml:space="preserve">WHERE cidade  = </w:t>
       </w:r>
       <w:r>
         <w:t>‘</w:t>
       </w:r>
-      <w:proofErr w:type="spellStart"/>
       <w:r>
         <w:t>niteroi</w:t>
       </w:r>
-      <w:proofErr w:type="spellEnd"/>
       <w:r>
         <w:t>’ ;</w:t>
       </w:r>
     </w:p>
     <w:p>
       <w:r>
+        <w:rPr>
+          <w:noProof/>
+        </w:rPr>
         <w:drawing>
           <wp:inline distT="0" distB="0" distL="0" distR="0" wp14:anchorId="62ABC83C" wp14:editId="4E8AC5BA">
             <wp:extent cx="5400040" cy="3188335"/>
@@ -559,6 +425,9 @@
     </w:p>
     <w:p>
       <w:r>
+        <w:rPr>
+          <w:noProof/>
+        </w:rPr>
         <w:lastRenderedPageBreak/>
         <w:drawing>
           <wp:inline distT="0" distB="0" distL="0" distR="0" wp14:anchorId="093E56D2" wp14:editId="73934C0F">
@@ -599,21 +468,8 @@
     </w:p>
     <w:p>
       <w:r>
-        <w:t xml:space="preserve">SELECT </w:t>
-      </w:r>
-      <w:proofErr w:type="spellStart"/>
-      <w:r>
-        <w:t>unid_</w:t>
-      </w:r>
-      <w:proofErr w:type="gramStart"/>
-      <w:r>
-        <w:t>prod,val</w:t>
-      </w:r>
-      <w:proofErr w:type="gramEnd"/>
-      <w:r>
-        <w:t>_unit</w:t>
-      </w:r>
-      <w:proofErr w:type="spellEnd"/>
+        <w:t>SELECT unid_prod,val_unit</w:t>
+      </w:r>
     </w:p>
     <w:p>
       <w:r>
@@ -622,35 +478,14 @@
     </w:p>
     <w:p>
       <w:r>
-        <w:t xml:space="preserve">WHERE </w:t>
-      </w:r>
-      <w:proofErr w:type="spellStart"/>
-      <w:r>
-        <w:t>unid_</w:t>
-      </w:r>
-      <w:proofErr w:type="gramStart"/>
-      <w:r>
-        <w:t>prod</w:t>
-      </w:r>
-      <w:proofErr w:type="spellEnd"/>
-      <w:r>
-        <w:t xml:space="preserve">  =</w:t>
-      </w:r>
-      <w:proofErr w:type="gramEnd"/>
-      <w:r>
-        <w:t xml:space="preserve">  'kg' AND </w:t>
-      </w:r>
-      <w:proofErr w:type="spellStart"/>
-      <w:r>
-        <w:t>val_unit</w:t>
-      </w:r>
-      <w:proofErr w:type="spellEnd"/>
-      <w:r>
-        <w:t xml:space="preserve">  &gt;  2.00;</w:t>
-      </w:r>
-    </w:p>
-    <w:p>
-      <w:r>
+        <w:t>WHERE unid_prod  =  'kg' AND val_unit  &gt;  2.00;</w:t>
+      </w:r>
+    </w:p>
+    <w:p>
+      <w:r>
+        <w:rPr>
+          <w:noProof/>
+        </w:rPr>
         <w:drawing>
           <wp:inline distT="0" distB="0" distL="0" distR="0" wp14:anchorId="51998BAE" wp14:editId="36B6018D">
             <wp:extent cx="5400040" cy="2378710"/>
@@ -690,6 +525,9 @@
     </w:p>
     <w:p>
       <w:r>
+        <w:rPr>
+          <w:noProof/>
+        </w:rPr>
         <w:drawing>
           <wp:inline distT="0" distB="0" distL="0" distR="0" wp14:anchorId="2EAD8CD9" wp14:editId="2DF98EC9">
             <wp:extent cx="5400040" cy="1174115"/>
@@ -729,21 +567,8 @@
     </w:p>
     <w:p>
       <w:r>
-        <w:t xml:space="preserve">SELECT </w:t>
-      </w:r>
-      <w:proofErr w:type="spellStart"/>
-      <w:r>
-        <w:t>nome_</w:t>
-      </w:r>
-      <w:proofErr w:type="gramStart"/>
-      <w:r>
-        <w:t>cli,cidade</w:t>
-      </w:r>
-      <w:proofErr w:type="gramEnd"/>
-      <w:r>
-        <w:t>,cep</w:t>
-      </w:r>
-      <w:proofErr w:type="spellEnd"/>
+        <w:t>SELECT nome_cli,cidade,cep</w:t>
+      </w:r>
     </w:p>
     <w:p>
       <w:r>
@@ -752,21 +577,7 @@
     </w:p>
     <w:p>
       <w:r>
-        <w:t xml:space="preserve">WHERE cidade = </w:t>
-      </w:r>
-      <w:r>
-        <w:t>'</w:t>
-      </w:r>
-      <w:r>
-        <w:t xml:space="preserve">são </w:t>
-      </w:r>
-      <w:proofErr w:type="spellStart"/>
-      <w:r>
-        <w:t>paulo</w:t>
-      </w:r>
-      <w:proofErr w:type="spellEnd"/>
-      <w:r>
-        <w:t>'</w:t>
+        <w:t>WHERE cidade = 'são paulo'</w:t>
       </w:r>
       <w:r>
         <w:t xml:space="preserve"> AND cep &gt;= 20000005 &lt;=20000010;</w:t>
@@ -774,6 +585,9 @@
     </w:p>
     <w:p>
       <w:r>
+        <w:rPr>
+          <w:noProof/>
+        </w:rPr>
         <w:lastRenderedPageBreak/>
         <w:drawing>
           <wp:inline distT="0" distB="0" distL="0" distR="0" wp14:anchorId="72428731" wp14:editId="5DBCBF97">
@@ -814,6 +628,9 @@
     </w:p>
     <w:p>
       <w:r>
+        <w:rPr>
+          <w:noProof/>
+        </w:rPr>
         <w:drawing>
           <wp:inline distT="0" distB="0" distL="0" distR="0" wp14:anchorId="41DD10C6" wp14:editId="1567954C">
             <wp:extent cx="5400040" cy="2049145"/>
@@ -852,30 +669,12 @@
       </w:r>
     </w:p>
     <w:p>
-      <w:proofErr w:type="gramStart"/>
       <w:r>
         <w:t xml:space="preserve">SELECT </w:t>
       </w:r>
       <w:r>
-        <w:t xml:space="preserve"> </w:t>
-      </w:r>
-      <w:proofErr w:type="spellStart"/>
-      <w:r>
-        <w:t>num</w:t>
-      </w:r>
-      <w:proofErr w:type="gramEnd"/>
-      <w:r>
-        <w:t>_ped</w:t>
-      </w:r>
-      <w:proofErr w:type="spellEnd"/>
-      <w:r>
-        <w:t xml:space="preserve">, </w:t>
-      </w:r>
-      <w:proofErr w:type="spellStart"/>
-      <w:r>
-        <w:t>prazo_entr</w:t>
-      </w:r>
-      <w:proofErr w:type="spellEnd"/>
+        <w:t xml:space="preserve"> num_ped, prazo_entr</w:t>
+      </w:r>
     </w:p>
     <w:p>
       <w:r>
@@ -890,27 +689,14 @@
         <w:t>WHERE</w:t>
       </w:r>
       <w:r>
-        <w:t xml:space="preserve"> </w:t>
-      </w:r>
-      <w:proofErr w:type="spellStart"/>
-      <w:r>
-        <w:t>prazo_</w:t>
-      </w:r>
-      <w:proofErr w:type="gramStart"/>
-      <w:r>
-        <w:t>entr</w:t>
-      </w:r>
-      <w:proofErr w:type="spellEnd"/>
-      <w:r>
-        <w:t xml:space="preserve">  &lt;</w:t>
-      </w:r>
-      <w:proofErr w:type="gramEnd"/>
-      <w:r>
-        <w:t xml:space="preserve"> 15 </w:t>
-      </w:r>
-    </w:p>
-    <w:p>
-      <w:r>
+        <w:t xml:space="preserve"> prazo_entr  &lt; 15 </w:t>
+      </w:r>
+    </w:p>
+    <w:p>
+      <w:r>
+        <w:rPr>
+          <w:noProof/>
+        </w:rPr>
         <w:lastRenderedPageBreak/>
         <w:drawing>
           <wp:inline distT="0" distB="0" distL="0" distR="0" wp14:anchorId="374EED61" wp14:editId="43F426B8">
@@ -951,6 +737,9 @@
     </w:p>
     <w:p>
       <w:r>
+        <w:rPr>
+          <w:noProof/>
+        </w:rPr>
         <w:drawing>
           <wp:inline distT="0" distB="0" distL="0" distR="0" wp14:anchorId="71ED0C58" wp14:editId="5600578E">
             <wp:extent cx="5400040" cy="3220720"/>
@@ -993,21 +782,8 @@
     <w:p>
       <w:r>
         <w:lastRenderedPageBreak/>
-        <w:t xml:space="preserve">SELECT </w:t>
-      </w:r>
-      <w:proofErr w:type="spellStart"/>
-      <w:r>
-        <w:t>cod_</w:t>
-      </w:r>
-      <w:proofErr w:type="gramStart"/>
-      <w:r>
-        <w:t>prod,desc</w:t>
-      </w:r>
-      <w:proofErr w:type="gramEnd"/>
-      <w:r>
-        <w:t>_prod,val_unit</w:t>
-      </w:r>
-      <w:proofErr w:type="spellEnd"/>
+        <w:t>SELECT cod_prod,desc_prod,val_unit</w:t>
+      </w:r>
     </w:p>
     <w:p>
       <w:r>
@@ -1016,19 +792,14 @@
     </w:p>
     <w:p>
       <w:r>
-        <w:t xml:space="preserve">WHERE </w:t>
-      </w:r>
-      <w:proofErr w:type="spellStart"/>
-      <w:r>
-        <w:t>val_unit</w:t>
-      </w:r>
-      <w:proofErr w:type="spellEnd"/>
-      <w:r>
-        <w:t xml:space="preserve"> BETWEEN 0.10 AND 3.00;</w:t>
-      </w:r>
-    </w:p>
-    <w:p>
-      <w:r>
+        <w:t>WHERE val_unit BETWEEN 0.10 AND 3.00;</w:t>
+      </w:r>
+    </w:p>
+    <w:p>
+      <w:r>
+        <w:rPr>
+          <w:noProof/>
+        </w:rPr>
         <w:drawing>
           <wp:inline distT="0" distB="0" distL="0" distR="0" wp14:anchorId="62B41FD9" wp14:editId="75F574A8">
             <wp:extent cx="5400040" cy="2465705"/>
@@ -1066,6 +837,619 @@
         </w:drawing>
       </w:r>
     </w:p>
+    <w:p>
+      <w:r>
+        <w:rPr>
+          <w:noProof/>
+        </w:rPr>
+        <w:drawing>
+          <wp:inline distT="0" distB="0" distL="0" distR="0" wp14:anchorId="7B799CC0" wp14:editId="31FA210E">
+            <wp:extent cx="5400040" cy="2322830"/>
+            <wp:effectExtent l="0" t="0" r="0" b="1270"/>
+            <wp:docPr id="16" name="Imagem 16"/>
+            <wp:cNvGraphicFramePr>
+              <a:graphicFrameLocks xmlns:a="http://schemas.openxmlformats.org/drawingml/2006/main" noChangeAspect="1"/>
+            </wp:cNvGraphicFramePr>
+            <a:graphic xmlns:a="http://schemas.openxmlformats.org/drawingml/2006/main">
+              <a:graphicData uri="http://schemas.openxmlformats.org/drawingml/2006/picture">
+                <pic:pic xmlns:pic="http://schemas.openxmlformats.org/drawingml/2006/picture">
+                  <pic:nvPicPr>
+                    <pic:cNvPr id="1" name=""/>
+                    <pic:cNvPicPr/>
+                  </pic:nvPicPr>
+                  <pic:blipFill>
+                    <a:blip r:embed="rId20"/>
+                    <a:stretch>
+                      <a:fillRect/>
+                    </a:stretch>
+                  </pic:blipFill>
+                  <pic:spPr>
+                    <a:xfrm>
+                      <a:off x="0" y="0"/>
+                      <a:ext cx="5400040" cy="2322830"/>
+                    </a:xfrm>
+                    <a:prstGeom prst="rect">
+                      <a:avLst/>
+                    </a:prstGeom>
+                  </pic:spPr>
+                </pic:pic>
+              </a:graphicData>
+            </a:graphic>
+          </wp:inline>
+        </w:drawing>
+      </w:r>
+    </w:p>
+    <w:p>
+      <w:r>
+        <w:rPr>
+          <w:noProof/>
+        </w:rPr>
+        <w:lastRenderedPageBreak/>
+        <w:drawing>
+          <wp:inline distT="0" distB="0" distL="0" distR="0" wp14:anchorId="4B1907A9" wp14:editId="467F9116">
+            <wp:extent cx="5400040" cy="4534535"/>
+            <wp:effectExtent l="0" t="0" r="0" b="0"/>
+            <wp:docPr id="18" name="Imagem 18"/>
+            <wp:cNvGraphicFramePr>
+              <a:graphicFrameLocks xmlns:a="http://schemas.openxmlformats.org/drawingml/2006/main" noChangeAspect="1"/>
+            </wp:cNvGraphicFramePr>
+            <a:graphic xmlns:a="http://schemas.openxmlformats.org/drawingml/2006/main">
+              <a:graphicData uri="http://schemas.openxmlformats.org/drawingml/2006/picture">
+                <pic:pic xmlns:pic="http://schemas.openxmlformats.org/drawingml/2006/picture">
+                  <pic:nvPicPr>
+                    <pic:cNvPr id="1" name=""/>
+                    <pic:cNvPicPr/>
+                  </pic:nvPicPr>
+                  <pic:blipFill>
+                    <a:blip r:embed="rId21"/>
+                    <a:stretch>
+                      <a:fillRect/>
+                    </a:stretch>
+                  </pic:blipFill>
+                  <pic:spPr>
+                    <a:xfrm>
+                      <a:off x="0" y="0"/>
+                      <a:ext cx="5400040" cy="4534535"/>
+                    </a:xfrm>
+                    <a:prstGeom prst="rect">
+                      <a:avLst/>
+                    </a:prstGeom>
+                  </pic:spPr>
+                </pic:pic>
+              </a:graphicData>
+            </a:graphic>
+          </wp:inline>
+        </w:drawing>
+      </w:r>
+    </w:p>
+    <w:p>
+      <w:r>
+        <w:t>SELECT  cod_prod, unid_prod, desc_prod</w:t>
+      </w:r>
+    </w:p>
+    <w:p>
+      <w:r>
+        <w:t>FROM `produto`</w:t>
+      </w:r>
+    </w:p>
+    <w:p>
+      <w:r>
+        <w:t>WHERE unid_prod LIKE "k</w:t>
+      </w:r>
+      <w:r>
+        <w:t>_</w:t>
+      </w:r>
+      <w:r>
+        <w:t>";</w:t>
+      </w:r>
+    </w:p>
+    <w:p>
+      <w:r>
+        <w:drawing>
+          <wp:inline distT="0" distB="0" distL="0" distR="0" wp14:anchorId="48D50DC1" wp14:editId="4318E361">
+            <wp:extent cx="5400040" cy="2451100"/>
+            <wp:effectExtent l="0" t="0" r="0" b="6350"/>
+            <wp:docPr id="17" name="Imagem 17"/>
+            <wp:cNvGraphicFramePr>
+              <a:graphicFrameLocks xmlns:a="http://schemas.openxmlformats.org/drawingml/2006/main" noChangeAspect="1"/>
+            </wp:cNvGraphicFramePr>
+            <a:graphic xmlns:a="http://schemas.openxmlformats.org/drawingml/2006/main">
+              <a:graphicData uri="http://schemas.openxmlformats.org/drawingml/2006/picture">
+                <pic:pic xmlns:pic="http://schemas.openxmlformats.org/drawingml/2006/picture">
+                  <pic:nvPicPr>
+                    <pic:cNvPr id="1" name=""/>
+                    <pic:cNvPicPr/>
+                  </pic:nvPicPr>
+                  <pic:blipFill>
+                    <a:blip r:embed="rId22"/>
+                    <a:stretch>
+                      <a:fillRect/>
+                    </a:stretch>
+                  </pic:blipFill>
+                  <pic:spPr>
+                    <a:xfrm>
+                      <a:off x="0" y="0"/>
+                      <a:ext cx="5400040" cy="2451100"/>
+                    </a:xfrm>
+                    <a:prstGeom prst="rect">
+                      <a:avLst/>
+                    </a:prstGeom>
+                  </pic:spPr>
+                </pic:pic>
+              </a:graphicData>
+            </a:graphic>
+          </wp:inline>
+        </w:drawing>
+      </w:r>
+    </w:p>
+    <w:p>
+      <w:r>
+        <w:rPr>
+          <w:noProof/>
+        </w:rPr>
+        <w:lastRenderedPageBreak/>
+        <w:drawing>
+          <wp:inline distT="0" distB="0" distL="0" distR="0" wp14:anchorId="1AD7E881" wp14:editId="3BA57ED4">
+            <wp:extent cx="5400040" cy="1306830"/>
+            <wp:effectExtent l="0" t="0" r="0" b="7620"/>
+            <wp:docPr id="20" name="Imagem 20"/>
+            <wp:cNvGraphicFramePr>
+              <a:graphicFrameLocks xmlns:a="http://schemas.openxmlformats.org/drawingml/2006/main" noChangeAspect="1"/>
+            </wp:cNvGraphicFramePr>
+            <a:graphic xmlns:a="http://schemas.openxmlformats.org/drawingml/2006/main">
+              <a:graphicData uri="http://schemas.openxmlformats.org/drawingml/2006/picture">
+                <pic:pic xmlns:pic="http://schemas.openxmlformats.org/drawingml/2006/picture">
+                  <pic:nvPicPr>
+                    <pic:cNvPr id="1" name=""/>
+                    <pic:cNvPicPr/>
+                  </pic:nvPicPr>
+                  <pic:blipFill>
+                    <a:blip r:embed="rId23"/>
+                    <a:stretch>
+                      <a:fillRect/>
+                    </a:stretch>
+                  </pic:blipFill>
+                  <pic:spPr>
+                    <a:xfrm>
+                      <a:off x="0" y="0"/>
+                      <a:ext cx="5400040" cy="1306830"/>
+                    </a:xfrm>
+                    <a:prstGeom prst="rect">
+                      <a:avLst/>
+                    </a:prstGeom>
+                  </pic:spPr>
+                </pic:pic>
+              </a:graphicData>
+            </a:graphic>
+          </wp:inline>
+        </w:drawing>
+      </w:r>
+    </w:p>
+    <w:p>
+      <w:r>
+        <w:t>SELECT   nome_vend</w:t>
+      </w:r>
+    </w:p>
+    <w:p>
+      <w:r>
+        <w:t>FROM   `vendedor`</w:t>
+      </w:r>
+    </w:p>
+    <w:p>
+      <w:r>
+        <w:t>WHERE  nome_vend NOT LIKE "A%";</w:t>
+      </w:r>
+    </w:p>
+    <w:p>
+      <w:r>
+        <w:rPr>
+          <w:noProof/>
+        </w:rPr>
+        <w:drawing>
+          <wp:inline distT="0" distB="0" distL="0" distR="0" wp14:anchorId="38751733" wp14:editId="0F90BB6F">
+            <wp:extent cx="5400040" cy="3120390"/>
+            <wp:effectExtent l="0" t="0" r="0" b="3810"/>
+            <wp:docPr id="21" name="Imagem 21"/>
+            <wp:cNvGraphicFramePr>
+              <a:graphicFrameLocks xmlns:a="http://schemas.openxmlformats.org/drawingml/2006/main" noChangeAspect="1"/>
+            </wp:cNvGraphicFramePr>
+            <a:graphic xmlns:a="http://schemas.openxmlformats.org/drawingml/2006/main">
+              <a:graphicData uri="http://schemas.openxmlformats.org/drawingml/2006/picture">
+                <pic:pic xmlns:pic="http://schemas.openxmlformats.org/drawingml/2006/picture">
+                  <pic:nvPicPr>
+                    <pic:cNvPr id="1" name=""/>
+                    <pic:cNvPicPr/>
+                  </pic:nvPicPr>
+                  <pic:blipFill>
+                    <a:blip r:embed="rId24"/>
+                    <a:stretch>
+                      <a:fillRect/>
+                    </a:stretch>
+                  </pic:blipFill>
+                  <pic:spPr>
+                    <a:xfrm>
+                      <a:off x="0" y="0"/>
+                      <a:ext cx="5400040" cy="3120390"/>
+                    </a:xfrm>
+                    <a:prstGeom prst="rect">
+                      <a:avLst/>
+                    </a:prstGeom>
+                  </pic:spPr>
+                </pic:pic>
+              </a:graphicData>
+            </a:graphic>
+          </wp:inline>
+        </w:drawing>
+      </w:r>
+    </w:p>
+    <w:p>
+      <w:r>
+        <w:rPr>
+          <w:noProof/>
+        </w:rPr>
+        <w:drawing>
+          <wp:inline distT="0" distB="0" distL="0" distR="0" wp14:anchorId="5EC78D68" wp14:editId="6674F6B0">
+            <wp:extent cx="5400040" cy="2464435"/>
+            <wp:effectExtent l="0" t="0" r="0" b="0"/>
+            <wp:docPr id="22" name="Imagem 22"/>
+            <wp:cNvGraphicFramePr>
+              <a:graphicFrameLocks xmlns:a="http://schemas.openxmlformats.org/drawingml/2006/main" noChangeAspect="1"/>
+            </wp:cNvGraphicFramePr>
+            <a:graphic xmlns:a="http://schemas.openxmlformats.org/drawingml/2006/main">
+              <a:graphicData uri="http://schemas.openxmlformats.org/drawingml/2006/picture">
+                <pic:pic xmlns:pic="http://schemas.openxmlformats.org/drawingml/2006/picture">
+                  <pic:nvPicPr>
+                    <pic:cNvPr id="1" name=""/>
+                    <pic:cNvPicPr/>
+                  </pic:nvPicPr>
+                  <pic:blipFill>
+                    <a:blip r:embed="rId25"/>
+                    <a:stretch>
+                      <a:fillRect/>
+                    </a:stretch>
+                  </pic:blipFill>
+                  <pic:spPr>
+                    <a:xfrm>
+                      <a:off x="0" y="0"/>
+                      <a:ext cx="5400040" cy="2464435"/>
+                    </a:xfrm>
+                    <a:prstGeom prst="rect">
+                      <a:avLst/>
+                    </a:prstGeom>
+                  </pic:spPr>
+                </pic:pic>
+              </a:graphicData>
+            </a:graphic>
+          </wp:inline>
+        </w:drawing>
+      </w:r>
+    </w:p>
+    <w:p/>
+    <w:p/>
+    <w:p>
+      <w:r>
+        <w:lastRenderedPageBreak/>
+        <w:t>SELECT nome_vend, faixa_comiss</w:t>
+      </w:r>
+    </w:p>
+    <w:p>
+      <w:r>
+        <w:t>FROM `vendedor`</w:t>
+      </w:r>
+    </w:p>
+    <w:p>
+      <w:r>
+        <w:t>WHERE faixa_comiss in ('a','b');</w:t>
+      </w:r>
+    </w:p>
+    <w:p>
+      <w:r>
+        <w:t xml:space="preserve"> </w:t>
+      </w:r>
+      <w:r>
+        <w:rPr>
+          <w:noProof/>
+        </w:rPr>
+        <w:drawing>
+          <wp:inline distT="0" distB="0" distL="0" distR="0" wp14:anchorId="65CB06FC" wp14:editId="0F017FA2">
+            <wp:extent cx="5400040" cy="2543175"/>
+            <wp:effectExtent l="0" t="0" r="0" b="9525"/>
+            <wp:docPr id="23" name="Imagem 23"/>
+            <wp:cNvGraphicFramePr>
+              <a:graphicFrameLocks xmlns:a="http://schemas.openxmlformats.org/drawingml/2006/main" noChangeAspect="1"/>
+            </wp:cNvGraphicFramePr>
+            <a:graphic xmlns:a="http://schemas.openxmlformats.org/drawingml/2006/main">
+              <a:graphicData uri="http://schemas.openxmlformats.org/drawingml/2006/picture">
+                <pic:pic xmlns:pic="http://schemas.openxmlformats.org/drawingml/2006/picture">
+                  <pic:nvPicPr>
+                    <pic:cNvPr id="1" name=""/>
+                    <pic:cNvPicPr/>
+                  </pic:nvPicPr>
+                  <pic:blipFill>
+                    <a:blip r:embed="rId26"/>
+                    <a:stretch>
+                      <a:fillRect/>
+                    </a:stretch>
+                  </pic:blipFill>
+                  <pic:spPr>
+                    <a:xfrm>
+                      <a:off x="0" y="0"/>
+                      <a:ext cx="5400040" cy="2543175"/>
+                    </a:xfrm>
+                    <a:prstGeom prst="rect">
+                      <a:avLst/>
+                    </a:prstGeom>
+                  </pic:spPr>
+                </pic:pic>
+              </a:graphicData>
+            </a:graphic>
+          </wp:inline>
+        </w:drawing>
+      </w:r>
+    </w:p>
+    <w:p>
+      <w:r>
+        <w:rPr>
+          <w:noProof/>
+        </w:rPr>
+        <w:drawing>
+          <wp:inline distT="0" distB="0" distL="0" distR="0" wp14:anchorId="67BE53A0" wp14:editId="5510CE4B">
+            <wp:extent cx="5400040" cy="2494915"/>
+            <wp:effectExtent l="0" t="0" r="0" b="635"/>
+            <wp:docPr id="24" name="Imagem 24"/>
+            <wp:cNvGraphicFramePr>
+              <a:graphicFrameLocks xmlns:a="http://schemas.openxmlformats.org/drawingml/2006/main" noChangeAspect="1"/>
+            </wp:cNvGraphicFramePr>
+            <a:graphic xmlns:a="http://schemas.openxmlformats.org/drawingml/2006/main">
+              <a:graphicData uri="http://schemas.openxmlformats.org/drawingml/2006/picture">
+                <pic:pic xmlns:pic="http://schemas.openxmlformats.org/drawingml/2006/picture">
+                  <pic:nvPicPr>
+                    <pic:cNvPr id="1" name=""/>
+                    <pic:cNvPicPr/>
+                  </pic:nvPicPr>
+                  <pic:blipFill>
+                    <a:blip r:embed="rId27"/>
+                    <a:stretch>
+                      <a:fillRect/>
+                    </a:stretch>
+                  </pic:blipFill>
+                  <pic:spPr>
+                    <a:xfrm>
+                      <a:off x="0" y="0"/>
+                      <a:ext cx="5400040" cy="2494915"/>
+                    </a:xfrm>
+                    <a:prstGeom prst="rect">
+                      <a:avLst/>
+                    </a:prstGeom>
+                  </pic:spPr>
+                </pic:pic>
+              </a:graphicData>
+            </a:graphic>
+          </wp:inline>
+        </w:drawing>
+      </w:r>
+    </w:p>
+    <w:p>
+      <w:r>
+        <w:rPr>
+          <w:noProof/>
+        </w:rPr>
+        <w:drawing>
+          <wp:inline distT="0" distB="0" distL="0" distR="0" wp14:anchorId="4761366C" wp14:editId="120FBFB6">
+            <wp:extent cx="5400040" cy="1725295"/>
+            <wp:effectExtent l="0" t="0" r="0" b="8255"/>
+            <wp:docPr id="25" name="Imagem 25"/>
+            <wp:cNvGraphicFramePr>
+              <a:graphicFrameLocks xmlns:a="http://schemas.openxmlformats.org/drawingml/2006/main" noChangeAspect="1"/>
+            </wp:cNvGraphicFramePr>
+            <a:graphic xmlns:a="http://schemas.openxmlformats.org/drawingml/2006/main">
+              <a:graphicData uri="http://schemas.openxmlformats.org/drawingml/2006/picture">
+                <pic:pic xmlns:pic="http://schemas.openxmlformats.org/drawingml/2006/picture">
+                  <pic:nvPicPr>
+                    <pic:cNvPr id="1" name=""/>
+                    <pic:cNvPicPr/>
+                  </pic:nvPicPr>
+                  <pic:blipFill>
+                    <a:blip r:embed="rId28"/>
+                    <a:stretch>
+                      <a:fillRect/>
+                    </a:stretch>
+                  </pic:blipFill>
+                  <pic:spPr>
+                    <a:xfrm>
+                      <a:off x="0" y="0"/>
+                      <a:ext cx="5400040" cy="1725295"/>
+                    </a:xfrm>
+                    <a:prstGeom prst="rect">
+                      <a:avLst/>
+                    </a:prstGeom>
+                  </pic:spPr>
+                </pic:pic>
+              </a:graphicData>
+            </a:graphic>
+          </wp:inline>
+        </w:drawing>
+      </w:r>
+    </w:p>
+    <w:p/>
+    <w:p/>
+    <w:p>
+      <w:r>
+        <w:lastRenderedPageBreak/>
+        <w:t>SELECT</w:t>
+      </w:r>
+      <w:r>
+        <w:t xml:space="preserve"> nome_cli, endereco</w:t>
+      </w:r>
+    </w:p>
+    <w:p>
+      <w:r>
+        <w:t>FROM `cliente`</w:t>
+      </w:r>
+    </w:p>
+    <w:p>
+      <w:r>
+        <w:t>WHERE</w:t>
+      </w:r>
+      <w:r>
+        <w:t xml:space="preserve"> </w:t>
+      </w:r>
+      <w:r>
+        <w:rPr>
+          <w:u w:val="single"/>
+        </w:rPr>
+        <w:t>endereco</w:t>
+      </w:r>
+      <w:r>
+        <w:t xml:space="preserve"> IS NULL;</w:t>
+      </w:r>
+    </w:p>
+    <w:p>
+      <w:r>
+        <w:rPr>
+          <w:noProof/>
+        </w:rPr>
+        <w:drawing>
+          <wp:inline distT="0" distB="0" distL="0" distR="0" wp14:anchorId="5817FC09" wp14:editId="0449A6B6">
+            <wp:extent cx="5400040" cy="2198370"/>
+            <wp:effectExtent l="0" t="0" r="0" b="0"/>
+            <wp:docPr id="26" name="Imagem 26"/>
+            <wp:cNvGraphicFramePr>
+              <a:graphicFrameLocks xmlns:a="http://schemas.openxmlformats.org/drawingml/2006/main" noChangeAspect="1"/>
+            </wp:cNvGraphicFramePr>
+            <a:graphic xmlns:a="http://schemas.openxmlformats.org/drawingml/2006/main">
+              <a:graphicData uri="http://schemas.openxmlformats.org/drawingml/2006/picture">
+                <pic:pic xmlns:pic="http://schemas.openxmlformats.org/drawingml/2006/picture">
+                  <pic:nvPicPr>
+                    <pic:cNvPr id="1" name=""/>
+                    <pic:cNvPicPr/>
+                  </pic:nvPicPr>
+                  <pic:blipFill>
+                    <a:blip r:embed="rId29"/>
+                    <a:stretch>
+                      <a:fillRect/>
+                    </a:stretch>
+                  </pic:blipFill>
+                  <pic:spPr>
+                    <a:xfrm>
+                      <a:off x="0" y="0"/>
+                      <a:ext cx="5400040" cy="2198370"/>
+                    </a:xfrm>
+                    <a:prstGeom prst="rect">
+                      <a:avLst/>
+                    </a:prstGeom>
+                  </pic:spPr>
+                </pic:pic>
+              </a:graphicData>
+            </a:graphic>
+          </wp:inline>
+        </w:drawing>
+      </w:r>
+    </w:p>
+    <w:p>
+      <w:r>
+        <w:rPr>
+          <w:noProof/>
+        </w:rPr>
+        <w:drawing>
+          <wp:inline distT="0" distB="0" distL="0" distR="0" wp14:anchorId="19FA7760" wp14:editId="571D170A">
+            <wp:extent cx="5400040" cy="3716020"/>
+            <wp:effectExtent l="0" t="0" r="0" b="0"/>
+            <wp:docPr id="27" name="Imagem 27"/>
+            <wp:cNvGraphicFramePr>
+              <a:graphicFrameLocks xmlns:a="http://schemas.openxmlformats.org/drawingml/2006/main" noChangeAspect="1"/>
+            </wp:cNvGraphicFramePr>
+            <a:graphic xmlns:a="http://schemas.openxmlformats.org/drawingml/2006/main">
+              <a:graphicData uri="http://schemas.openxmlformats.org/drawingml/2006/picture">
+                <pic:pic xmlns:pic="http://schemas.openxmlformats.org/drawingml/2006/picture">
+                  <pic:nvPicPr>
+                    <pic:cNvPr id="1" name=""/>
+                    <pic:cNvPicPr/>
+                  </pic:nvPicPr>
+                  <pic:blipFill>
+                    <a:blip r:embed="rId30"/>
+                    <a:stretch>
+                      <a:fillRect/>
+                    </a:stretch>
+                  </pic:blipFill>
+                  <pic:spPr>
+                    <a:xfrm>
+                      <a:off x="0" y="0"/>
+                      <a:ext cx="5400040" cy="3716020"/>
+                    </a:xfrm>
+                    <a:prstGeom prst="rect">
+                      <a:avLst/>
+                    </a:prstGeom>
+                  </pic:spPr>
+                </pic:pic>
+              </a:graphicData>
+            </a:graphic>
+          </wp:inline>
+        </w:drawing>
+      </w:r>
+    </w:p>
+    <w:p/>
+    <w:p>
+      <w:r>
+        <w:t>SELECT nome_vend, sal_fixo</w:t>
+      </w:r>
+    </w:p>
+    <w:p>
+      <w:r>
+        <w:t>FROM `vendedor`</w:t>
+      </w:r>
+    </w:p>
+    <w:p>
+      <w:r>
+        <w:t>ORDER BY nome_vend ASC;</w:t>
+      </w:r>
+    </w:p>
+    <w:p/>
+    <w:p>
+      <w:r>
+        <w:rPr>
+          <w:noProof/>
+        </w:rPr>
+        <w:lastRenderedPageBreak/>
+        <w:drawing>
+          <wp:inline distT="0" distB="0" distL="0" distR="0" wp14:anchorId="66EF727E" wp14:editId="7CF9DA0F">
+            <wp:extent cx="5400040" cy="3329305"/>
+            <wp:effectExtent l="0" t="0" r="0" b="4445"/>
+            <wp:docPr id="28" name="Imagem 28"/>
+            <wp:cNvGraphicFramePr>
+              <a:graphicFrameLocks xmlns:a="http://schemas.openxmlformats.org/drawingml/2006/main" noChangeAspect="1"/>
+            </wp:cNvGraphicFramePr>
+            <a:graphic xmlns:a="http://schemas.openxmlformats.org/drawingml/2006/main">
+              <a:graphicData uri="http://schemas.openxmlformats.org/drawingml/2006/picture">
+                <pic:pic xmlns:pic="http://schemas.openxmlformats.org/drawingml/2006/picture">
+                  <pic:nvPicPr>
+                    <pic:cNvPr id="1" name=""/>
+                    <pic:cNvPicPr/>
+                  </pic:nvPicPr>
+                  <pic:blipFill>
+                    <a:blip r:embed="rId31"/>
+                    <a:stretch>
+                      <a:fillRect/>
+                    </a:stretch>
+                  </pic:blipFill>
+                  <pic:spPr>
+                    <a:xfrm>
+                      <a:off x="0" y="0"/>
+                      <a:ext cx="5400040" cy="3329305"/>
+                    </a:xfrm>
+                    <a:prstGeom prst="rect">
+                      <a:avLst/>
+                    </a:prstGeom>
+                  </pic:spPr>
+                </pic:pic>
+              </a:graphicData>
+            </a:graphic>
+          </wp:inline>
+        </w:drawing>
+      </w:r>
+    </w:p>
+    <w:p/>
+    <w:p/>
     <w:sectPr>
       <w:pgSz w:w="11906" w:h="16838"/>
       <w:pgMar w:top="1417" w:right="1701" w:bottom="1417" w:left="1701" w:header="708" w:footer="708" w:gutter="0"/>
@@ -1679,6 +2063,7 @@
   <w:style w:type="character" w:default="1" w:styleId="Fontepargpadro">
     <w:name w:val="Default Paragraph Font"/>
     <w:uiPriority w:val="1"/>
+    <w:semiHidden/>
     <w:unhideWhenUsed/>
   </w:style>
   <w:style w:type="table" w:default="1" w:styleId="Tabelanormal">
